--- a/guide.docx
+++ b/guide.docx
@@ -16,25 +16,7 @@
           <w:szCs w:val="28"/>
           <w:lang w:val="en-US"/>
         </w:rPr>
-        <w:t xml:space="preserve">The project is done in </w:t>
-      </w:r>
-      <w:proofErr w:type="spellStart"/>
-      <w:r>
-        <w:rPr>
-          <w:sz w:val="28"/>
-          <w:szCs w:val="28"/>
-          <w:lang w:val="en-US"/>
-        </w:rPr>
-        <w:t>VSCode</w:t>
-      </w:r>
-      <w:proofErr w:type="spellEnd"/>
-      <w:r>
-        <w:rPr>
-          <w:sz w:val="28"/>
-          <w:szCs w:val="28"/>
-          <w:lang w:val="en-US"/>
-        </w:rPr>
-        <w:t xml:space="preserve"> from the project directory.</w:t>
+        <w:t>The project is done in VSCode from the project directory.</w:t>
       </w:r>
     </w:p>
     <w:p>
@@ -135,23 +117,13 @@
           <w:lang w:val="en-US"/>
         </w:rPr>
       </w:pPr>
-      <w:proofErr w:type="spellStart"/>
-      <w:r>
-        <w:rPr>
-          <w:sz w:val="28"/>
-          <w:szCs w:val="28"/>
-          <w:lang w:val="en-US"/>
-        </w:rPr>
-        <w:t>conda</w:t>
-      </w:r>
-      <w:proofErr w:type="spellEnd"/>
-      <w:r>
-        <w:rPr>
-          <w:sz w:val="28"/>
-          <w:szCs w:val="28"/>
-          <w:lang w:val="en-US"/>
-        </w:rPr>
-        <w:t xml:space="preserve"> create -n py31</w:t>
+      <w:r>
+        <w:rPr>
+          <w:sz w:val="28"/>
+          <w:szCs w:val="28"/>
+          <w:lang w:val="en-US"/>
+        </w:rPr>
+        <w:t>conda create -n py31</w:t>
       </w:r>
       <w:r>
         <w:rPr>
@@ -228,23 +200,13 @@
           <w:lang w:val="en-US"/>
         </w:rPr>
       </w:pPr>
-      <w:proofErr w:type="spellStart"/>
-      <w:r>
-        <w:rPr>
-          <w:sz w:val="28"/>
-          <w:szCs w:val="28"/>
-          <w:lang w:val="en-US"/>
-        </w:rPr>
-        <w:t>conda</w:t>
-      </w:r>
-      <w:proofErr w:type="spellEnd"/>
-      <w:r>
-        <w:rPr>
-          <w:sz w:val="28"/>
-          <w:szCs w:val="28"/>
-          <w:lang w:val="en-US"/>
-        </w:rPr>
-        <w:t xml:space="preserve"> activate py31</w:t>
+      <w:r>
+        <w:rPr>
+          <w:sz w:val="28"/>
+          <w:szCs w:val="28"/>
+          <w:lang w:val="en-US"/>
+        </w:rPr>
+        <w:t>conda activate py31</w:t>
       </w:r>
       <w:r>
         <w:rPr>
@@ -302,97 +264,41 @@
           <w:szCs w:val="28"/>
           <w:lang w:val="en-US"/>
         </w:rPr>
-        <w:t xml:space="preserve">python -m </w:t>
-      </w:r>
-      <w:proofErr w:type="spellStart"/>
-      <w:r>
-        <w:rPr>
-          <w:sz w:val="28"/>
-          <w:szCs w:val="28"/>
-          <w:lang w:val="en-US"/>
-        </w:rPr>
-        <w:t>venv</w:t>
-      </w:r>
-      <w:proofErr w:type="spellEnd"/>
-      <w:r>
-        <w:rPr>
-          <w:sz w:val="28"/>
-          <w:szCs w:val="28"/>
-          <w:lang w:val="en-US"/>
-        </w:rPr>
-        <w:t xml:space="preserve"> </w:t>
-      </w:r>
-      <w:proofErr w:type="spellStart"/>
-      <w:r>
-        <w:rPr>
-          <w:sz w:val="28"/>
-          <w:szCs w:val="28"/>
-          <w:lang w:val="en-US"/>
-        </w:rPr>
-        <w:t>venv</w:t>
-      </w:r>
-      <w:proofErr w:type="spellEnd"/>
-    </w:p>
-    <w:p>
-      <w:pPr>
-        <w:rPr>
-          <w:sz w:val="28"/>
-          <w:szCs w:val="28"/>
-          <w:lang w:val="en-US"/>
-        </w:rPr>
-      </w:pPr>
-      <w:r>
-        <w:rPr>
-          <w:sz w:val="28"/>
-          <w:szCs w:val="28"/>
-          <w:lang w:val="en-US"/>
-        </w:rPr>
-        <w:t xml:space="preserve">Then activate the </w:t>
-      </w:r>
-      <w:proofErr w:type="spellStart"/>
-      <w:r>
-        <w:rPr>
-          <w:sz w:val="28"/>
-          <w:szCs w:val="28"/>
-          <w:lang w:val="en-US"/>
-        </w:rPr>
-        <w:t>venv</w:t>
-      </w:r>
-      <w:proofErr w:type="spellEnd"/>
-      <w:r>
-        <w:rPr>
-          <w:sz w:val="28"/>
-          <w:szCs w:val="28"/>
-          <w:lang w:val="en-US"/>
-        </w:rPr>
-        <w:t xml:space="preserve"> using:</w:t>
-      </w:r>
-    </w:p>
-    <w:p>
-      <w:pPr>
-        <w:rPr>
-          <w:sz w:val="28"/>
-          <w:szCs w:val="28"/>
-          <w:lang w:val="en-US"/>
-        </w:rPr>
-      </w:pPr>
-      <w:proofErr w:type="spellStart"/>
-      <w:r>
-        <w:rPr>
-          <w:sz w:val="28"/>
-          <w:szCs w:val="28"/>
-          <w:lang w:val="en-US"/>
-        </w:rPr>
-        <w:t>venv</w:t>
-      </w:r>
-      <w:proofErr w:type="spellEnd"/>
-      <w:r>
-        <w:rPr>
-          <w:sz w:val="28"/>
-          <w:szCs w:val="28"/>
-          <w:lang w:val="en-US"/>
-        </w:rPr>
-        <w:t>\Scripts\Activate.ps1</w:t>
+        <w:t>python -m venv venv</w:t>
+      </w:r>
+    </w:p>
+    <w:p>
+      <w:pPr>
+        <w:rPr>
+          <w:sz w:val="28"/>
+          <w:szCs w:val="28"/>
+          <w:lang w:val="en-US"/>
+        </w:rPr>
+      </w:pPr>
+      <w:r>
+        <w:rPr>
+          <w:sz w:val="28"/>
+          <w:szCs w:val="28"/>
+          <w:lang w:val="en-US"/>
+        </w:rPr>
+        <w:t>Then activate the venv using:</w:t>
+      </w:r>
+    </w:p>
+    <w:p>
+      <w:pPr>
+        <w:rPr>
+          <w:sz w:val="28"/>
+          <w:szCs w:val="28"/>
+          <w:lang w:val="en-US"/>
+        </w:rPr>
+      </w:pPr>
+      <w:r>
+        <w:rPr>
+          <w:sz w:val="28"/>
+          <w:szCs w:val="28"/>
+          <w:lang w:val="en-US"/>
+        </w:rPr>
+        <w:t>venv\Scripts\Activate.ps1</w:t>
       </w:r>
     </w:p>
     <w:p>
@@ -466,54 +372,8 @@
           <w:szCs w:val="28"/>
           <w:lang w:val="en-US"/>
         </w:rPr>
-        <w:t xml:space="preserve">pip install torch </w:t>
-      </w:r>
-      <w:proofErr w:type="spellStart"/>
-      <w:r>
-        <w:rPr>
-          <w:sz w:val="28"/>
-          <w:szCs w:val="28"/>
-          <w:lang w:val="en-US"/>
-        </w:rPr>
-        <w:t>torchvision</w:t>
-      </w:r>
-      <w:proofErr w:type="spellEnd"/>
-      <w:r>
-        <w:rPr>
-          <w:sz w:val="28"/>
-          <w:szCs w:val="28"/>
-          <w:lang w:val="en-US"/>
-        </w:rPr>
-        <w:t xml:space="preserve"> </w:t>
-      </w:r>
-      <w:proofErr w:type="spellStart"/>
-      <w:r>
-        <w:rPr>
-          <w:sz w:val="28"/>
-          <w:szCs w:val="28"/>
-          <w:lang w:val="en-US"/>
-        </w:rPr>
-        <w:t>torchaudio</w:t>
-      </w:r>
-      <w:proofErr w:type="spellEnd"/>
-      <w:r>
-        <w:rPr>
-          <w:sz w:val="28"/>
-          <w:szCs w:val="28"/>
-          <w:lang w:val="en-US"/>
-        </w:rPr>
-        <w:t xml:space="preserve"> --index-</w:t>
-      </w:r>
-      <w:proofErr w:type="spellStart"/>
-      <w:r>
-        <w:rPr>
-          <w:sz w:val="28"/>
-          <w:szCs w:val="28"/>
-          <w:lang w:val="en-US"/>
-        </w:rPr>
-        <w:t>url</w:t>
-      </w:r>
-      <w:proofErr w:type="spellEnd"/>
+        <w:t>pip install torch torchvision torchaudio --index-url</w:t>
+      </w:r>
       <w:r>
         <w:rPr>
           <w:sz w:val="28"/>
@@ -590,18 +450,112 @@
           <w:szCs w:val="28"/>
           <w:lang w:val="en-US"/>
         </w:rPr>
-        <w:t xml:space="preserve">python -m </w:t>
-      </w:r>
-      <w:proofErr w:type="spellStart"/>
-      <w:r>
-        <w:rPr>
-          <w:sz w:val="28"/>
-          <w:szCs w:val="28"/>
-          <w:lang w:val="en-US"/>
-        </w:rPr>
-        <w:t>src.train</w:t>
-      </w:r>
-      <w:proofErr w:type="spellEnd"/>
+        <w:t>python -m src.train</w:t>
+      </w:r>
+    </w:p>
+    <w:p>
+      <w:pPr>
+        <w:rPr>
+          <w:sz w:val="28"/>
+          <w:szCs w:val="28"/>
+          <w:lang w:val="en-US"/>
+        </w:rPr>
+      </w:pPr>
+    </w:p>
+    <w:p>
+      <w:pPr>
+        <w:rPr>
+          <w:sz w:val="28"/>
+          <w:szCs w:val="28"/>
+          <w:lang w:val="en-US"/>
+        </w:rPr>
+      </w:pPr>
+      <w:r>
+        <w:rPr>
+          <w:sz w:val="28"/>
+          <w:szCs w:val="28"/>
+          <w:lang w:val="en-US"/>
+        </w:rPr>
+        <w:t>To run the evaluation script, type in terminal:</w:t>
+      </w:r>
+    </w:p>
+    <w:p>
+      <w:pPr>
+        <w:rPr>
+          <w:sz w:val="28"/>
+          <w:szCs w:val="28"/>
+          <w:lang w:val="en-US"/>
+        </w:rPr>
+      </w:pPr>
+      <w:r>
+        <w:rPr>
+          <w:sz w:val="28"/>
+          <w:szCs w:val="28"/>
+          <w:lang w:val="en-US"/>
+        </w:rPr>
+        <w:t>Python -m src.eval</w:t>
+      </w:r>
+    </w:p>
+    <w:p>
+      <w:pPr>
+        <w:rPr>
+          <w:sz w:val="28"/>
+          <w:szCs w:val="28"/>
+          <w:lang w:val="en-US"/>
+        </w:rPr>
+      </w:pPr>
+    </w:p>
+    <w:p>
+      <w:pPr>
+        <w:rPr>
+          <w:sz w:val="28"/>
+          <w:szCs w:val="28"/>
+          <w:lang w:val="en-US"/>
+        </w:rPr>
+      </w:pPr>
+      <w:r>
+        <w:rPr>
+          <w:sz w:val="28"/>
+          <w:szCs w:val="28"/>
+          <w:lang w:val="en-US"/>
+        </w:rPr>
+        <w:lastRenderedPageBreak/>
+        <w:t>To run the app which takes in raw image input and returns a defect category, type in terminal:</w:t>
+      </w:r>
+    </w:p>
+    <w:p>
+      <w:pPr>
+        <w:rPr>
+          <w:sz w:val="28"/>
+          <w:szCs w:val="28"/>
+          <w:lang w:val="en-US"/>
+        </w:rPr>
+      </w:pPr>
+      <w:r>
+        <w:rPr>
+          <w:sz w:val="28"/>
+          <w:szCs w:val="28"/>
+          <w:lang w:val="en-US"/>
+        </w:rPr>
+        <w:t>streamlit run src/app.py</w:t>
+      </w:r>
+    </w:p>
+    <w:p>
+      <w:pPr>
+        <w:rPr>
+          <w:sz w:val="28"/>
+          <w:szCs w:val="28"/>
+          <w:lang w:val="en-US"/>
+        </w:rPr>
+      </w:pPr>
+      <w:r>
+        <w:rPr>
+          <w:sz w:val="28"/>
+          <w:szCs w:val="28"/>
+          <w:lang w:val="en-US"/>
+        </w:rPr>
+        <w:t>This will open the app in a web browser. You can drag and drop wafer images and get the output results.</w:t>
+      </w:r>
     </w:p>
     <w:sectPr>
       <w:pgSz w:w="11906" w:h="16838"/>

--- a/guide.docx
+++ b/guide.docx
@@ -16,7 +16,57 @@
           <w:szCs w:val="28"/>
           <w:lang w:val="en-US"/>
         </w:rPr>
-        <w:t>The project is done in VSCode from the project directory.</w:t>
+        <w:t>The project is d</w:t>
+      </w:r>
+      <w:r>
+        <w:rPr>
+          <w:sz w:val="28"/>
+          <w:szCs w:val="28"/>
+          <w:lang w:val="en-US"/>
+        </w:rPr>
+        <w:t>eveloped</w:t>
+      </w:r>
+      <w:r>
+        <w:rPr>
+          <w:sz w:val="28"/>
+          <w:szCs w:val="28"/>
+          <w:lang w:val="en-US"/>
+        </w:rPr>
+        <w:t xml:space="preserve"> in </w:t>
+      </w:r>
+      <w:proofErr w:type="spellStart"/>
+      <w:r>
+        <w:rPr>
+          <w:sz w:val="28"/>
+          <w:szCs w:val="28"/>
+          <w:lang w:val="en-US"/>
+        </w:rPr>
+        <w:t>VSCode</w:t>
+      </w:r>
+      <w:proofErr w:type="spellEnd"/>
+      <w:r>
+        <w:rPr>
+          <w:sz w:val="28"/>
+          <w:szCs w:val="28"/>
+          <w:lang w:val="en-US"/>
+        </w:rPr>
+        <w:t xml:space="preserve"> from </w:t>
+      </w:r>
+      <w:r>
+        <w:rPr>
+          <w:sz w:val="28"/>
+          <w:szCs w:val="28"/>
+          <w:lang w:val="en-US"/>
+        </w:rPr>
+        <w:t>“build”</w:t>
+      </w:r>
+      <w:r>
+        <w:rPr>
+          <w:sz w:val="28"/>
+          <w:szCs w:val="28"/>
+          <w:lang w:val="en-US"/>
+        </w:rPr>
+        <w:t xml:space="preserve"> directory.</w:t>
       </w:r>
     </w:p>
     <w:p>
@@ -117,13 +167,23 @@
           <w:lang w:val="en-US"/>
         </w:rPr>
       </w:pPr>
-      <w:r>
-        <w:rPr>
-          <w:sz w:val="28"/>
-          <w:szCs w:val="28"/>
-          <w:lang w:val="en-US"/>
-        </w:rPr>
-        <w:t>conda create -n py31</w:t>
+      <w:proofErr w:type="spellStart"/>
+      <w:r>
+        <w:rPr>
+          <w:sz w:val="28"/>
+          <w:szCs w:val="28"/>
+          <w:lang w:val="en-US"/>
+        </w:rPr>
+        <w:t>conda</w:t>
+      </w:r>
+      <w:proofErr w:type="spellEnd"/>
+      <w:r>
+        <w:rPr>
+          <w:sz w:val="28"/>
+          <w:szCs w:val="28"/>
+          <w:lang w:val="en-US"/>
+        </w:rPr>
+        <w:t xml:space="preserve"> create -n py31</w:t>
       </w:r>
       <w:r>
         <w:rPr>
@@ -200,13 +260,23 @@
           <w:lang w:val="en-US"/>
         </w:rPr>
       </w:pPr>
-      <w:r>
-        <w:rPr>
-          <w:sz w:val="28"/>
-          <w:szCs w:val="28"/>
-          <w:lang w:val="en-US"/>
-        </w:rPr>
-        <w:t>conda activate py31</w:t>
+      <w:proofErr w:type="spellStart"/>
+      <w:r>
+        <w:rPr>
+          <w:sz w:val="28"/>
+          <w:szCs w:val="28"/>
+          <w:lang w:val="en-US"/>
+        </w:rPr>
+        <w:t>conda</w:t>
+      </w:r>
+      <w:proofErr w:type="spellEnd"/>
+      <w:r>
+        <w:rPr>
+          <w:sz w:val="28"/>
+          <w:szCs w:val="28"/>
+          <w:lang w:val="en-US"/>
+        </w:rPr>
+        <w:t xml:space="preserve"> activate py31</w:t>
       </w:r>
       <w:r>
         <w:rPr>
@@ -264,41 +334,97 @@
           <w:szCs w:val="28"/>
           <w:lang w:val="en-US"/>
         </w:rPr>
-        <w:t>python -m venv venv</w:t>
-      </w:r>
-    </w:p>
-    <w:p>
-      <w:pPr>
-        <w:rPr>
-          <w:sz w:val="28"/>
-          <w:szCs w:val="28"/>
-          <w:lang w:val="en-US"/>
-        </w:rPr>
-      </w:pPr>
-      <w:r>
-        <w:rPr>
-          <w:sz w:val="28"/>
-          <w:szCs w:val="28"/>
-          <w:lang w:val="en-US"/>
-        </w:rPr>
-        <w:t>Then activate the venv using:</w:t>
-      </w:r>
-    </w:p>
-    <w:p>
-      <w:pPr>
-        <w:rPr>
-          <w:sz w:val="28"/>
-          <w:szCs w:val="28"/>
-          <w:lang w:val="en-US"/>
-        </w:rPr>
-      </w:pPr>
-      <w:r>
-        <w:rPr>
-          <w:sz w:val="28"/>
-          <w:szCs w:val="28"/>
-          <w:lang w:val="en-US"/>
-        </w:rPr>
-        <w:t>venv\Scripts\Activate.ps1</w:t>
+        <w:t xml:space="preserve">python -m </w:t>
+      </w:r>
+      <w:proofErr w:type="spellStart"/>
+      <w:r>
+        <w:rPr>
+          <w:sz w:val="28"/>
+          <w:szCs w:val="28"/>
+          <w:lang w:val="en-US"/>
+        </w:rPr>
+        <w:t>venv</w:t>
+      </w:r>
+      <w:proofErr w:type="spellEnd"/>
+      <w:r>
+        <w:rPr>
+          <w:sz w:val="28"/>
+          <w:szCs w:val="28"/>
+          <w:lang w:val="en-US"/>
+        </w:rPr>
+        <w:t xml:space="preserve"> </w:t>
+      </w:r>
+      <w:proofErr w:type="spellStart"/>
+      <w:r>
+        <w:rPr>
+          <w:sz w:val="28"/>
+          <w:szCs w:val="28"/>
+          <w:lang w:val="en-US"/>
+        </w:rPr>
+        <w:t>venv</w:t>
+      </w:r>
+      <w:proofErr w:type="spellEnd"/>
+    </w:p>
+    <w:p>
+      <w:pPr>
+        <w:rPr>
+          <w:sz w:val="28"/>
+          <w:szCs w:val="28"/>
+          <w:lang w:val="en-US"/>
+        </w:rPr>
+      </w:pPr>
+      <w:r>
+        <w:rPr>
+          <w:sz w:val="28"/>
+          <w:szCs w:val="28"/>
+          <w:lang w:val="en-US"/>
+        </w:rPr>
+        <w:t xml:space="preserve">Then activate the </w:t>
+      </w:r>
+      <w:proofErr w:type="spellStart"/>
+      <w:r>
+        <w:rPr>
+          <w:sz w:val="28"/>
+          <w:szCs w:val="28"/>
+          <w:lang w:val="en-US"/>
+        </w:rPr>
+        <w:t>venv</w:t>
+      </w:r>
+      <w:proofErr w:type="spellEnd"/>
+      <w:r>
+        <w:rPr>
+          <w:sz w:val="28"/>
+          <w:szCs w:val="28"/>
+          <w:lang w:val="en-US"/>
+        </w:rPr>
+        <w:t xml:space="preserve"> using:</w:t>
+      </w:r>
+    </w:p>
+    <w:p>
+      <w:pPr>
+        <w:rPr>
+          <w:sz w:val="28"/>
+          <w:szCs w:val="28"/>
+          <w:lang w:val="en-US"/>
+        </w:rPr>
+      </w:pPr>
+      <w:proofErr w:type="spellStart"/>
+      <w:r>
+        <w:rPr>
+          <w:sz w:val="28"/>
+          <w:szCs w:val="28"/>
+          <w:lang w:val="en-US"/>
+        </w:rPr>
+        <w:t>venv</w:t>
+      </w:r>
+      <w:proofErr w:type="spellEnd"/>
+      <w:r>
+        <w:rPr>
+          <w:sz w:val="28"/>
+          <w:szCs w:val="28"/>
+          <w:lang w:val="en-US"/>
+        </w:rPr>
+        <w:t>\Scripts\Activate.ps1</w:t>
       </w:r>
     </w:p>
     <w:p>
@@ -372,8 +498,54 @@
           <w:szCs w:val="28"/>
           <w:lang w:val="en-US"/>
         </w:rPr>
-        <w:t>pip install torch torchvision torchaudio --index-url</w:t>
-      </w:r>
+        <w:t xml:space="preserve">pip install torch </w:t>
+      </w:r>
+      <w:proofErr w:type="spellStart"/>
+      <w:r>
+        <w:rPr>
+          <w:sz w:val="28"/>
+          <w:szCs w:val="28"/>
+          <w:lang w:val="en-US"/>
+        </w:rPr>
+        <w:t>torchvision</w:t>
+      </w:r>
+      <w:proofErr w:type="spellEnd"/>
+      <w:r>
+        <w:rPr>
+          <w:sz w:val="28"/>
+          <w:szCs w:val="28"/>
+          <w:lang w:val="en-US"/>
+        </w:rPr>
+        <w:t xml:space="preserve"> </w:t>
+      </w:r>
+      <w:proofErr w:type="spellStart"/>
+      <w:r>
+        <w:rPr>
+          <w:sz w:val="28"/>
+          <w:szCs w:val="28"/>
+          <w:lang w:val="en-US"/>
+        </w:rPr>
+        <w:t>torchaudio</w:t>
+      </w:r>
+      <w:proofErr w:type="spellEnd"/>
+      <w:r>
+        <w:rPr>
+          <w:sz w:val="28"/>
+          <w:szCs w:val="28"/>
+          <w:lang w:val="en-US"/>
+        </w:rPr>
+        <w:t xml:space="preserve"> --index-</w:t>
+      </w:r>
+      <w:proofErr w:type="spellStart"/>
+      <w:r>
+        <w:rPr>
+          <w:sz w:val="28"/>
+          <w:szCs w:val="28"/>
+          <w:lang w:val="en-US"/>
+        </w:rPr>
+        <w:t>url</w:t>
+      </w:r>
+      <w:proofErr w:type="spellEnd"/>
       <w:r>
         <w:rPr>
           <w:sz w:val="28"/>
@@ -450,8 +622,20 @@
           <w:szCs w:val="28"/>
           <w:lang w:val="en-US"/>
         </w:rPr>
-        <w:t>python -m src.train</w:t>
-      </w:r>
+        <w:t xml:space="preserve">python -m </w:t>
+      </w:r>
+      <w:proofErr w:type="spellStart"/>
+      <w:proofErr w:type="gramStart"/>
+      <w:r>
+        <w:rPr>
+          <w:sz w:val="28"/>
+          <w:szCs w:val="28"/>
+          <w:lang w:val="en-US"/>
+        </w:rPr>
+        <w:t>src.train</w:t>
+      </w:r>
+      <w:proofErr w:type="spellEnd"/>
+      <w:proofErr w:type="gramEnd"/>
     </w:p>
     <w:p>
       <w:pPr>
@@ -493,8 +677,20 @@
           <w:szCs w:val="28"/>
           <w:lang w:val="en-US"/>
         </w:rPr>
-        <w:t>Python -m src.eval</w:t>
-      </w:r>
+        <w:t xml:space="preserve">Python -m </w:t>
+      </w:r>
+      <w:proofErr w:type="spellStart"/>
+      <w:proofErr w:type="gramStart"/>
+      <w:r>
+        <w:rPr>
+          <w:sz w:val="28"/>
+          <w:szCs w:val="28"/>
+          <w:lang w:val="en-US"/>
+        </w:rPr>
+        <w:t>src.eval</w:t>
+      </w:r>
+      <w:proofErr w:type="spellEnd"/>
+      <w:proofErr w:type="gramEnd"/>
     </w:p>
     <w:p>
       <w:pPr>
@@ -531,13 +727,23 @@
           <w:lang w:val="en-US"/>
         </w:rPr>
       </w:pPr>
-      <w:r>
-        <w:rPr>
-          <w:sz w:val="28"/>
-          <w:szCs w:val="28"/>
-          <w:lang w:val="en-US"/>
-        </w:rPr>
-        <w:t>streamlit run src/app.py</w:t>
+      <w:proofErr w:type="spellStart"/>
+      <w:r>
+        <w:rPr>
+          <w:sz w:val="28"/>
+          <w:szCs w:val="28"/>
+          <w:lang w:val="en-US"/>
+        </w:rPr>
+        <w:t>streamlit</w:t>
+      </w:r>
+      <w:proofErr w:type="spellEnd"/>
+      <w:r>
+        <w:rPr>
+          <w:sz w:val="28"/>
+          <w:szCs w:val="28"/>
+          <w:lang w:val="en-US"/>
+        </w:rPr>
+        <w:t xml:space="preserve"> run src/app.py</w:t>
       </w:r>
     </w:p>
     <w:p>
@@ -555,6 +761,32 @@
           <w:lang w:val="en-US"/>
         </w:rPr>
         <w:t>This will open the app in a web browser. You can drag and drop wafer images and get the output results.</w:t>
+      </w:r>
+      <w:r>
+        <w:rPr>
+          <w:sz w:val="28"/>
+          <w:szCs w:val="28"/>
+          <w:lang w:val="en-US"/>
+        </w:rPr>
+        <w:t xml:space="preserve"> Some sample wafer images are available in “build/data/</w:t>
+      </w:r>
+      <w:proofErr w:type="spellStart"/>
+      <w:r>
+        <w:rPr>
+          <w:sz w:val="28"/>
+          <w:szCs w:val="28"/>
+          <w:lang w:val="en-US"/>
+        </w:rPr>
+        <w:t>extracted_samples</w:t>
+      </w:r>
+      <w:proofErr w:type="spellEnd"/>
+      <w:r>
+        <w:rPr>
+          <w:sz w:val="28"/>
+          <w:szCs w:val="28"/>
+          <w:lang w:val="en-US"/>
+        </w:rPr>
+        <w:t>” directory</w:t>
       </w:r>
     </w:p>
     <w:sectPr>

--- a/guide.docx
+++ b/guide.docx
@@ -625,7 +625,6 @@
         <w:t xml:space="preserve">python -m </w:t>
       </w:r>
       <w:proofErr w:type="spellStart"/>
-      <w:proofErr w:type="gramStart"/>
       <w:r>
         <w:rPr>
           <w:sz w:val="28"/>
@@ -635,7 +634,6 @@
         <w:t>src.train</w:t>
       </w:r>
       <w:proofErr w:type="spellEnd"/>
-      <w:proofErr w:type="gramEnd"/>
     </w:p>
     <w:p>
       <w:pPr>
@@ -677,10 +675,17 @@
           <w:szCs w:val="28"/>
           <w:lang w:val="en-US"/>
         </w:rPr>
-        <w:t xml:space="preserve">Python -m </w:t>
+        <w:t>p</w:t>
+      </w:r>
+      <w:r>
+        <w:rPr>
+          <w:sz w:val="28"/>
+          <w:szCs w:val="28"/>
+          <w:lang w:val="en-US"/>
+        </w:rPr>
+        <w:t xml:space="preserve">ython -m </w:t>
       </w:r>
       <w:proofErr w:type="spellStart"/>
-      <w:proofErr w:type="gramStart"/>
       <w:r>
         <w:rPr>
           <w:sz w:val="28"/>
@@ -690,7 +695,6 @@
         <w:t>src.eval</w:t>
       </w:r>
       <w:proofErr w:type="spellEnd"/>
-      <w:proofErr w:type="gramEnd"/>
     </w:p>
     <w:p>
       <w:pPr>
